--- a/docs/research/mvp/final/v01-product/personas-and-roles.docx
+++ b/docs/research/mvp/final/v01-product/personas-and-roles.docx
@@ -10,7 +10,7 @@
         <w:t xml:space="preserve">Personas, Jobs-to-be-Done &amp; the RBAC Role Model</w:t>
       </w:r>
     </w:p>
-    <w:bookmarkStart w:id="39" w:name="X225de1f30628736b180dd7e5f42cfe415751765"/>
+    <w:bookmarkStart w:id="54" w:name="X225de1f30628736b180dd7e5f42cfe415751765"/>
     <w:p>
       <w:pPr>
         <w:pStyle w:val="Heading1"/>
@@ -1140,7 +1140,7 @@
       </w:r>
     </w:p>
     <w:bookmarkEnd w:id="12"/>
-    <w:bookmarkStart w:id="13" w:name="X6d6780249e3f615e06c134ed46d6d8d69a5d3a0"/>
+    <w:bookmarkStart w:id="16" w:name="X6d6780249e3f615e06c134ed46d6d8d69a5d3a0"/>
     <w:p>
       <w:pPr>
         <w:pStyle w:val="Heading2"/>
@@ -1154,11 +1154,46 @@
         <w:pStyle w:val="FirstParagraph"/>
       </w:pPr>
       <w:r>
-        <w:rPr>
-          <w:b/>
-          <w:bCs/>
-        </w:rPr>
-        <w:t xml:space="preserve">[MERMAID RENDER FAILED — block #1]</w:t>
+        <w:drawing>
+          <wp:inline>
+            <wp:extent cx="5334000" cy="2605767"/>
+            <wp:effectExtent b="0" l="0" r="0" t="0"/>
+            <wp:docPr descr="diagram" title="" id="14" name="Picture"/>
+            <a:graphic>
+              <a:graphicData uri="http://schemas.openxmlformats.org/drawingml/2006/picture">
+                <pic:pic>
+                  <pic:nvPicPr>
+                    <pic:cNvPr descr="/tmp/.private/milosvasic/tmp.Z6XnGKSL7r/img/diagram_001_b741582e01a9.png" id="15" name="Picture"/>
+                    <pic:cNvPicPr>
+                      <a:picLocks noChangeArrowheads="1" noChangeAspect="1"/>
+                    </pic:cNvPicPr>
+                  </pic:nvPicPr>
+                  <pic:blipFill>
+                    <a:blip r:embed="rId13"/>
+                    <a:stretch>
+                      <a:fillRect/>
+                    </a:stretch>
+                  </pic:blipFill>
+                  <pic:spPr bwMode="auto">
+                    <a:xfrm>
+                      <a:off x="0" y="0"/>
+                      <a:ext cx="5334000" cy="2605767"/>
+                    </a:xfrm>
+                    <a:prstGeom prst="rect">
+                      <a:avLst/>
+                    </a:prstGeom>
+                    <a:noFill/>
+                    <a:ln w="9525">
+                      <a:noFill/>
+                      <a:headEnd/>
+                      <a:tailEnd/>
+                    </a:ln>
+                  </pic:spPr>
+                </pic:pic>
+              </a:graphicData>
+            </a:graphic>
+          </wp:inline>
+        </w:drawing>
       </w:r>
     </w:p>
     <w:p>
@@ -1472,8 +1507,8 @@
         </w:pict>
       </w:r>
     </w:p>
-    <w:bookmarkEnd w:id="13"/>
-    <w:bookmarkStart w:id="19" w:name="X4480eeea722a7d63ab7b8045931f560df6129e3"/>
+    <w:bookmarkEnd w:id="16"/>
+    <w:bookmarkStart w:id="22" w:name="X4480eeea722a7d63ab7b8045931f560df6129e3"/>
     <w:p>
       <w:pPr>
         <w:pStyle w:val="Heading2"/>
@@ -1586,7 +1621,7 @@
         <w:t xml:space="preserve">.</w:t>
       </w:r>
     </w:p>
-    <w:bookmarkStart w:id="14" w:name="X4114374967618818b508f139d45a746e4524bc5"/>
+    <w:bookmarkStart w:id="17" w:name="X4114374967618818b508f139d45a746e4524bc5"/>
     <w:p>
       <w:pPr>
         <w:pStyle w:val="Heading3"/>
@@ -1905,8 +1940,8 @@
         </w:tc>
       </w:tr>
     </w:tbl>
-    <w:bookmarkEnd w:id="14"/>
-    <w:bookmarkStart w:id="15" w:name="X4e7b49350b7d24a2e633a64d23f272347ed7cf1"/>
+    <w:bookmarkEnd w:id="17"/>
+    <w:bookmarkStart w:id="18" w:name="X4e7b49350b7d24a2e633a64d23f272347ed7cf1"/>
     <w:p>
       <w:pPr>
         <w:pStyle w:val="Heading3"/>
@@ -2370,8 +2405,8 @@
         </w:tc>
       </w:tr>
     </w:tbl>
-    <w:bookmarkEnd w:id="15"/>
-    <w:bookmarkStart w:id="16" w:name="X87a98e71760c8f420ab161ca5b9c5505943d138"/>
+    <w:bookmarkEnd w:id="18"/>
+    <w:bookmarkStart w:id="19" w:name="X87a98e71760c8f420ab161ca5b9c5505943d138"/>
     <w:p>
       <w:pPr>
         <w:pStyle w:val="Heading3"/>
@@ -2706,8 +2741,8 @@
         </w:tc>
       </w:tr>
     </w:tbl>
-    <w:bookmarkEnd w:id="16"/>
-    <w:bookmarkStart w:id="17" w:name="Xdcee1fc2cbbadd72c7f440c30e36ca748dd6b9c"/>
+    <w:bookmarkEnd w:id="19"/>
+    <w:bookmarkStart w:id="20" w:name="Xdcee1fc2cbbadd72c7f440c30e36ca748dd6b9c"/>
     <w:p>
       <w:pPr>
         <w:pStyle w:val="Heading3"/>
@@ -3119,8 +3154,8 @@
         </w:tc>
       </w:tr>
     </w:tbl>
-    <w:bookmarkEnd w:id="17"/>
-    <w:bookmarkStart w:id="18" w:name="X25a534c4e26485d94570be1eff2112e60c8d255"/>
+    <w:bookmarkEnd w:id="20"/>
+    <w:bookmarkStart w:id="21" w:name="X25a534c4e26485d94570be1eff2112e60c8d255"/>
     <w:p>
       <w:pPr>
         <w:pStyle w:val="Heading3"/>
@@ -3520,9 +3555,9 @@
         </w:pict>
       </w:r>
     </w:p>
-    <w:bookmarkEnd w:id="18"/>
-    <w:bookmarkEnd w:id="19"/>
-    <w:bookmarkStart w:id="21" w:name="X2d9c5aaa468566ede60d5cf935f9e923d087bef"/>
+    <w:bookmarkEnd w:id="21"/>
+    <w:bookmarkEnd w:id="22"/>
+    <w:bookmarkStart w:id="24" w:name="X2d9c5aaa468566ede60d5cf935f9e923d087bef"/>
     <w:p>
       <w:pPr>
         <w:pStyle w:val="Heading2"/>
@@ -4077,7 +4112,7 @@
       <w:r>
         <w:t xml:space="preserve"> </w:t>
       </w:r>
-      <w:hyperlink r:id="rId20">
+      <w:hyperlink r:id="rId23">
         <w:r>
           <w:rPr>
             <w:rStyle w:val="VerbatimChar"/>
@@ -4096,8 +4131,8 @@
         </w:pict>
       </w:r>
     </w:p>
-    <w:bookmarkEnd w:id="21"/>
-    <w:bookmarkStart w:id="27" w:name="Xf9bdd4627e951f547c0b5271f03206a40125c7e"/>
+    <w:bookmarkEnd w:id="24"/>
+    <w:bookmarkStart w:id="33" w:name="Xf9bdd4627e951f547c0b5271f03206a40125c7e"/>
     <w:p>
       <w:pPr>
         <w:pStyle w:val="Heading2"/>
@@ -4254,14 +4289,49 @@
         <w:pStyle w:val="BodyText"/>
       </w:pPr>
       <w:r>
-        <w:rPr>
-          <w:b/>
-          <w:bCs/>
-        </w:rPr>
-        <w:t xml:space="preserve">[MERMAID RENDER FAILED — block #2]</w:t>
-      </w:r>
-    </w:p>
-    <w:bookmarkStart w:id="22" w:name="Xbf8e90139a7481cb1da17a967b015704940abc4"/>
+        <w:drawing>
+          <wp:inline>
+            <wp:extent cx="5334000" cy="15310555"/>
+            <wp:effectExtent b="0" l="0" r="0" t="0"/>
+            <wp:docPr descr="diagram" title="" id="26" name="Picture"/>
+            <a:graphic>
+              <a:graphicData uri="http://schemas.openxmlformats.org/drawingml/2006/picture">
+                <pic:pic>
+                  <pic:nvPicPr>
+                    <pic:cNvPr descr="/tmp/.private/milosvasic/tmp.Z6XnGKSL7r/img/diagram_002_790847d47f59.png" id="27" name="Picture"/>
+                    <pic:cNvPicPr>
+                      <a:picLocks noChangeArrowheads="1" noChangeAspect="1"/>
+                    </pic:cNvPicPr>
+                  </pic:nvPicPr>
+                  <pic:blipFill>
+                    <a:blip r:embed="rId25"/>
+                    <a:stretch>
+                      <a:fillRect/>
+                    </a:stretch>
+                  </pic:blipFill>
+                  <pic:spPr bwMode="auto">
+                    <a:xfrm>
+                      <a:off x="0" y="0"/>
+                      <a:ext cx="5334000" cy="15310555"/>
+                    </a:xfrm>
+                    <a:prstGeom prst="rect">
+                      <a:avLst/>
+                    </a:prstGeom>
+                    <a:noFill/>
+                    <a:ln w="9525">
+                      <a:noFill/>
+                      <a:headEnd/>
+                      <a:tailEnd/>
+                    </a:ln>
+                  </pic:spPr>
+                </pic:pic>
+              </a:graphicData>
+            </a:graphic>
+          </wp:inline>
+        </w:drawing>
+      </w:r>
+    </w:p>
+    <w:bookmarkStart w:id="28" w:name="Xbf8e90139a7481cb1da17a967b015704940abc4"/>
     <w:p>
       <w:pPr>
         <w:pStyle w:val="Heading3"/>
@@ -4800,8 +4870,8 @@
         <w:t xml:space="preserve">"tenant owner" tier.</w:t>
       </w:r>
     </w:p>
-    <w:bookmarkEnd w:id="22"/>
-    <w:bookmarkStart w:id="23" w:name="X0c56e32e3a3ae59a2595f0c87410d994034759a"/>
+    <w:bookmarkEnd w:id="28"/>
+    <w:bookmarkStart w:id="29" w:name="X0c56e32e3a3ae59a2595f0c87410d994034759a"/>
     <w:p>
       <w:pPr>
         <w:pStyle w:val="Heading3"/>
@@ -4986,8 +5056,8 @@
         <w:t xml:space="preserve">join point between identity (control) and reachability (data).</w:t>
       </w:r>
     </w:p>
-    <w:bookmarkEnd w:id="23"/>
-    <w:bookmarkStart w:id="24" w:name="X6a61d536ceba8284e0e962ebae365543d7ca01f"/>
+    <w:bookmarkEnd w:id="29"/>
+    <w:bookmarkStart w:id="30" w:name="X6a61d536ceba8284e0e962ebae365543d7ca01f"/>
     <w:p>
       <w:pPr>
         <w:pStyle w:val="Heading3"/>
@@ -5123,8 +5193,8 @@
         <w:t xml:space="preserve">imply reaching any network.</w:t>
       </w:r>
     </w:p>
-    <w:bookmarkEnd w:id="24"/>
-    <w:bookmarkStart w:id="26" w:name="X40e8a806c792308c0865a11eaba0145faa68d5d"/>
+    <w:bookmarkEnd w:id="30"/>
+    <w:bookmarkStart w:id="32" w:name="X40e8a806c792308c0865a11eaba0145faa68d5d"/>
     <w:p>
       <w:pPr>
         <w:pStyle w:val="Heading3"/>
@@ -5188,7 +5258,7 @@
       <w:r>
         <w:t xml:space="preserve"> </w:t>
       </w:r>
-      <w:hyperlink r:id="rId25">
+      <w:hyperlink r:id="rId31">
         <w:r>
           <w:rPr>
             <w:rStyle w:val="VerbatimChar"/>
@@ -5294,9 +5364,9 @@
         </w:pict>
       </w:r>
     </w:p>
-    <w:bookmarkEnd w:id="26"/>
-    <w:bookmarkEnd w:id="27"/>
-    <w:bookmarkStart w:id="28" w:name="Xbcbea05ec311a1cc9e9b88d3ad82a8fa914dd0d"/>
+    <w:bookmarkEnd w:id="32"/>
+    <w:bookmarkEnd w:id="33"/>
+    <w:bookmarkStart w:id="34" w:name="Xbcbea05ec311a1cc9e9b88d3ad82a8fa914dd0d"/>
     <w:p>
       <w:pPr>
         <w:pStyle w:val="Heading2"/>
@@ -6627,8 +6697,8 @@
         </w:pict>
       </w:r>
     </w:p>
-    <w:bookmarkEnd w:id="28"/>
-    <w:bookmarkStart w:id="32" w:name="Xaeec037cb9c1e307f0538ae94a5f6f5c510f1e3"/>
+    <w:bookmarkEnd w:id="34"/>
+    <w:bookmarkStart w:id="47" w:name="Xaeec037cb9c1e307f0538ae94a5f6f5c510f1e3"/>
     <w:p>
       <w:pPr>
         <w:pStyle w:val="Heading2"/>
@@ -6637,7 +6707,7 @@
         <w:t xml:space="preserve">6. Cross-persona journeys</w:t>
       </w:r>
     </w:p>
-    <w:bookmarkStart w:id="29" w:name="X42eeee15ca2a079604fdcfbcc055d1ca34c08eb"/>
+    <w:bookmarkStart w:id="38" w:name="X42eeee15ca2a079604fdcfbcc055d1ca34c08eb"/>
     <w:p>
       <w:pPr>
         <w:pStyle w:val="Heading3"/>
@@ -6665,15 +6735,50 @@
         <w:pStyle w:val="BodyText"/>
       </w:pPr>
       <w:r>
-        <w:rPr>
-          <w:b/>
-          <w:bCs/>
-        </w:rPr>
-        <w:t xml:space="preserve">[MERMAID RENDER FAILED — block #3]</w:t>
-      </w:r>
-    </w:p>
-    <w:bookmarkEnd w:id="29"/>
-    <w:bookmarkStart w:id="30" w:name="X48721cd219051ae048f8578790a4d9d919c1c2e"/>
+        <w:drawing>
+          <wp:inline>
+            <wp:extent cx="5334000" cy="1619250"/>
+            <wp:effectExtent b="0" l="0" r="0" t="0"/>
+            <wp:docPr descr="diagram" title="" id="36" name="Picture"/>
+            <a:graphic>
+              <a:graphicData uri="http://schemas.openxmlformats.org/drawingml/2006/picture">
+                <pic:pic>
+                  <pic:nvPicPr>
+                    <pic:cNvPr descr="/tmp/.private/milosvasic/tmp.Z6XnGKSL7r/img/diagram_003_a69e43a7becb.png" id="37" name="Picture"/>
+                    <pic:cNvPicPr>
+                      <a:picLocks noChangeArrowheads="1" noChangeAspect="1"/>
+                    </pic:cNvPicPr>
+                  </pic:nvPicPr>
+                  <pic:blipFill>
+                    <a:blip r:embed="rId35"/>
+                    <a:stretch>
+                      <a:fillRect/>
+                    </a:stretch>
+                  </pic:blipFill>
+                  <pic:spPr bwMode="auto">
+                    <a:xfrm>
+                      <a:off x="0" y="0"/>
+                      <a:ext cx="5334000" cy="1619250"/>
+                    </a:xfrm>
+                    <a:prstGeom prst="rect">
+                      <a:avLst/>
+                    </a:prstGeom>
+                    <a:noFill/>
+                    <a:ln w="9525">
+                      <a:noFill/>
+                      <a:headEnd/>
+                      <a:tailEnd/>
+                    </a:ln>
+                  </pic:spPr>
+                </pic:pic>
+              </a:graphicData>
+            </a:graphic>
+          </wp:inline>
+        </w:drawing>
+      </w:r>
+    </w:p>
+    <w:bookmarkEnd w:id="38"/>
+    <w:bookmarkStart w:id="42" w:name="X48721cd219051ae048f8578790a4d9d919c1c2e"/>
     <w:p>
       <w:pPr>
         <w:pStyle w:val="Heading3"/>
@@ -6687,15 +6792,50 @@
         <w:pStyle w:val="FirstParagraph"/>
       </w:pPr>
       <w:r>
-        <w:rPr>
-          <w:b/>
-          <w:bCs/>
-        </w:rPr>
-        <w:t xml:space="preserve">[MERMAID RENDER FAILED — block #4]</w:t>
-      </w:r>
-    </w:p>
-    <w:bookmarkEnd w:id="30"/>
-    <w:bookmarkStart w:id="31" w:name="Xc2da94e5c33f58ad1e3ae4035196a359d8ace61"/>
+        <w:drawing>
+          <wp:inline>
+            <wp:extent cx="5334000" cy="1639660"/>
+            <wp:effectExtent b="0" l="0" r="0" t="0"/>
+            <wp:docPr descr="diagram" title="" id="40" name="Picture"/>
+            <a:graphic>
+              <a:graphicData uri="http://schemas.openxmlformats.org/drawingml/2006/picture">
+                <pic:pic>
+                  <pic:nvPicPr>
+                    <pic:cNvPr descr="/tmp/.private/milosvasic/tmp.Z6XnGKSL7r/img/diagram_004_3f8d31fec2d8.png" id="41" name="Picture"/>
+                    <pic:cNvPicPr>
+                      <a:picLocks noChangeArrowheads="1" noChangeAspect="1"/>
+                    </pic:cNvPicPr>
+                  </pic:nvPicPr>
+                  <pic:blipFill>
+                    <a:blip r:embed="rId39"/>
+                    <a:stretch>
+                      <a:fillRect/>
+                    </a:stretch>
+                  </pic:blipFill>
+                  <pic:spPr bwMode="auto">
+                    <a:xfrm>
+                      <a:off x="0" y="0"/>
+                      <a:ext cx="5334000" cy="1639660"/>
+                    </a:xfrm>
+                    <a:prstGeom prst="rect">
+                      <a:avLst/>
+                    </a:prstGeom>
+                    <a:noFill/>
+                    <a:ln w="9525">
+                      <a:noFill/>
+                      <a:headEnd/>
+                      <a:tailEnd/>
+                    </a:ln>
+                  </pic:spPr>
+                </pic:pic>
+              </a:graphicData>
+            </a:graphic>
+          </wp:inline>
+        </w:drawing>
+      </w:r>
+    </w:p>
+    <w:bookmarkEnd w:id="42"/>
+    <w:bookmarkStart w:id="46" w:name="Xc2da94e5c33f58ad1e3ae4035196a359d8ace61"/>
     <w:p>
       <w:pPr>
         <w:pStyle w:val="Heading3"/>
@@ -6709,11 +6849,46 @@
         <w:pStyle w:val="FirstParagraph"/>
       </w:pPr>
       <w:r>
-        <w:rPr>
-          <w:b/>
-          <w:bCs/>
-        </w:rPr>
-        <w:t xml:space="preserve">[MERMAID RENDER FAILED — block #5]</w:t>
+        <w:drawing>
+          <wp:inline>
+            <wp:extent cx="5334000" cy="639535"/>
+            <wp:effectExtent b="0" l="0" r="0" t="0"/>
+            <wp:docPr descr="diagram" title="" id="44" name="Picture"/>
+            <a:graphic>
+              <a:graphicData uri="http://schemas.openxmlformats.org/drawingml/2006/picture">
+                <pic:pic>
+                  <pic:nvPicPr>
+                    <pic:cNvPr descr="/tmp/.private/milosvasic/tmp.Z6XnGKSL7r/img/diagram_005_26072e61723a.png" id="45" name="Picture"/>
+                    <pic:cNvPicPr>
+                      <a:picLocks noChangeArrowheads="1" noChangeAspect="1"/>
+                    </pic:cNvPicPr>
+                  </pic:nvPicPr>
+                  <pic:blipFill>
+                    <a:blip r:embed="rId43"/>
+                    <a:stretch>
+                      <a:fillRect/>
+                    </a:stretch>
+                  </pic:blipFill>
+                  <pic:spPr bwMode="auto">
+                    <a:xfrm>
+                      <a:off x="0" y="0"/>
+                      <a:ext cx="5334000" cy="639535"/>
+                    </a:xfrm>
+                    <a:prstGeom prst="rect">
+                      <a:avLst/>
+                    </a:prstGeom>
+                    <a:noFill/>
+                    <a:ln w="9525">
+                      <a:noFill/>
+                      <a:headEnd/>
+                      <a:tailEnd/>
+                    </a:ln>
+                  </pic:spPr>
+                </pic:pic>
+              </a:graphicData>
+            </a:graphic>
+          </wp:inline>
+        </w:drawing>
       </w:r>
     </w:p>
     <w:p>
@@ -6743,9 +6918,9 @@
         </w:pict>
       </w:r>
     </w:p>
-    <w:bookmarkEnd w:id="31"/>
-    <w:bookmarkEnd w:id="32"/>
-    <w:bookmarkStart w:id="35" w:name="Xa195b99ab261e3fa250e78194019b6cf0e60ed7"/>
+    <w:bookmarkEnd w:id="46"/>
+    <w:bookmarkEnd w:id="47"/>
+    <w:bookmarkStart w:id="50" w:name="Xa195b99ab261e3fa250e78194019b6cf0e60ed7"/>
     <w:p>
       <w:pPr>
         <w:pStyle w:val="Heading2"/>
@@ -6818,7 +6993,7 @@
       <w:r>
         <w:t xml:space="preserve"> </w:t>
       </w:r>
-      <w:hyperlink r:id="rId33">
+      <w:hyperlink r:id="rId48">
         <w:r>
           <w:rPr>
             <w:rStyle w:val="VerbatimChar"/>
@@ -6917,7 +7092,7 @@
       <w:r>
         <w:t xml:space="preserve"> </w:t>
       </w:r>
-      <w:hyperlink r:id="rId34">
+      <w:hyperlink r:id="rId49">
         <w:r>
           <w:rPr>
             <w:rStyle w:val="VerbatimChar"/>
@@ -7019,8 +7194,8 @@
         </w:pict>
       </w:r>
     </w:p>
-    <w:bookmarkEnd w:id="35"/>
-    <w:bookmarkStart w:id="38" w:name="sources-verified"/>
+    <w:bookmarkEnd w:id="50"/>
+    <w:bookmarkStart w:id="53" w:name="sources-verified"/>
     <w:p>
       <w:pPr>
         <w:pStyle w:val="Heading2"/>
@@ -7078,7 +7253,7 @@
           <w:numId w:val="1007"/>
         </w:numPr>
       </w:pPr>
-      <w:hyperlink r:id="rId36">
+      <w:hyperlink r:id="rId51">
         <w:r>
           <w:rPr>
             <w:rStyle w:val="VerbatimChar"/>
@@ -7142,7 +7317,7 @@
           <w:numId w:val="1007"/>
         </w:numPr>
       </w:pPr>
-      <w:hyperlink r:id="rId37">
+      <w:hyperlink r:id="rId52">
         <w:r>
           <w:rPr>
             <w:rStyle w:val="VerbatimChar"/>
@@ -7422,8 +7597,8 @@
         <w:t xml:space="preserve">alignment), §11.4.65/.153 (HTML+PDF[+DOCX] exports follow in refinement).</w:t>
       </w:r>
     </w:p>
-    <w:bookmarkEnd w:id="38"/>
-    <w:bookmarkEnd w:id="39"/>
+    <w:bookmarkEnd w:id="53"/>
+    <w:bookmarkEnd w:id="54"/>
     <w:sectPr>
       <w:footnotePr>
         <w:numRestart w:val="eachSect"/>
